--- a/testakten/sozialrecht-orphan-drug-krebsmedikament-muenster/02_onkologischer_antrag.docx
+++ b/testakten/sozialrecht-orphan-drug-krebsmedikament-muenster/02_onkologischer_antrag.docx
@@ -5,72 +5,118 @@
     <w:p>
       <w:pPr>
         <w:pStyle w:val="Heading1"/>
+        <w:spacing w:after="160" w:line="259" w:lineRule="auto"/>
       </w:pPr>
       <w:r>
         <w:rPr>
           <w:rFonts w:ascii="Times New Roman" w:hAnsi="Times New Roman"/>
+          <w:b/>
+          <w:sz w:val="28"/>
         </w:rPr>
         <w:t>Antrag der Universitätsklinik Münster</w:t>
       </w:r>
     </w:p>
     <w:p>
       <w:pPr>
+        <w:spacing w:before="120" w:after="60" w:line="259" w:lineRule="auto"/>
         <w:jc w:val="left"/>
       </w:pPr>
       <w:r>
+        <w:rPr>
+          <w:rFonts w:ascii="Times New Roman" w:hAnsi="Times New Roman"/>
+          <w:b/>
+          <w:sz w:val="22"/>
+        </w:rPr>
         <w:t>Universitätsklinikum Münster</w:t>
       </w:r>
     </w:p>
     <w:p>
       <w:pPr>
+        <w:spacing w:before="120" w:after="60" w:line="259" w:lineRule="auto"/>
         <w:jc w:val="left"/>
       </w:pPr>
       <w:r>
+        <w:rPr>
+          <w:rFonts w:ascii="Times New Roman" w:hAnsi="Times New Roman"/>
+          <w:b/>
+          <w:sz w:val="22"/>
+        </w:rPr>
         <w:t>Klinik für Hämatologie und Onkologie, Sarkomzentrum</w:t>
       </w:r>
     </w:p>
     <w:p>
       <w:pPr>
+        <w:spacing w:before="120" w:after="60" w:line="259" w:lineRule="auto"/>
         <w:jc w:val="left"/>
       </w:pPr>
       <w:r>
+        <w:rPr>
+          <w:rFonts w:ascii="Times New Roman" w:hAnsi="Times New Roman"/>
+          <w:b/>
+          <w:sz w:val="22"/>
+        </w:rPr>
         <w:t>Albert-Schweitzer-Campus 1, 48149 Münster</w:t>
       </w:r>
     </w:p>
     <w:p>
       <w:pPr>
+        <w:spacing w:before="120" w:after="60" w:line="259" w:lineRule="auto"/>
         <w:jc w:val="left"/>
       </w:pPr>
       <w:r>
+        <w:rPr>
+          <w:rFonts w:ascii="Times New Roman" w:hAnsi="Times New Roman"/>
+          <w:b/>
+          <w:sz w:val="22"/>
+        </w:rPr>
         <w:t>Telefon 0251 83-4 77 51</w:t>
       </w:r>
     </w:p>
     <w:p>
       <w:pPr>
+        <w:spacing w:before="120" w:after="60" w:line="259" w:lineRule="auto"/>
         <w:jc w:val="left"/>
       </w:pPr>
       <w:r>
+        <w:rPr>
+          <w:rFonts w:ascii="Times New Roman" w:hAnsi="Times New Roman"/>
+          <w:b/>
+          <w:sz w:val="22"/>
+        </w:rPr>
         <w:t>Prof. Dr. med. Mira Ebbinghaus, Oberärztin Sarkomzentrum</w:t>
       </w:r>
     </w:p>
     <w:p>
       <w:pPr>
+        <w:spacing w:before="120" w:after="60" w:line="259" w:lineRule="auto"/>
         <w:jc w:val="left"/>
       </w:pPr>
       <w:r>
+        <w:rPr>
+          <w:rFonts w:ascii="Times New Roman" w:hAnsi="Times New Roman"/>
+          <w:b/>
+          <w:sz w:val="22"/>
+        </w:rPr>
         <w:t>Münster, den 04.06.2026</w:t>
       </w:r>
     </w:p>
     <w:p>
       <w:pPr>
+        <w:spacing w:before="120" w:after="60" w:line="259" w:lineRule="auto"/>
         <w:jc w:val="left"/>
       </w:pPr>
       <w:r>
+        <w:rPr>
+          <w:rFonts w:ascii="Times New Roman" w:hAnsi="Times New Roman"/>
+          <w:b/>
+          <w:sz w:val="22"/>
+        </w:rPr>
         <w:t>An die</w:t>
       </w:r>
     </w:p>
     <w:p>
       <w:pPr>
+        <w:spacing w:line="259" w:lineRule="auto" w:after="60"/>
         <w:jc w:val="left"/>
       </w:pPr>
       <w:r>
@@ -79,6 +125,7 @@
     </w:p>
     <w:p>
       <w:pPr>
+        <w:spacing w:line="259" w:lineRule="auto" w:after="60"/>
         <w:jc w:val="left"/>
       </w:pPr>
       <w:r>
@@ -87,6 +134,7 @@
     </w:p>
     <w:p>
       <w:pPr>
+        <w:spacing w:line="259" w:lineRule="auto" w:after="60"/>
         <w:jc w:val="left"/>
       </w:pPr>
       <w:r>
@@ -95,6 +143,7 @@
     </w:p>
     <w:p>
       <w:pPr>
+        <w:spacing w:line="259" w:lineRule="auto" w:after="60"/>
         <w:jc w:val="left"/>
       </w:pPr>
       <w:r>
@@ -103,6 +152,7 @@
     </w:p>
     <w:p>
       <w:pPr>
+        <w:spacing w:line="259" w:lineRule="auto" w:after="60"/>
         <w:jc w:val="left"/>
       </w:pPr>
       <w:r>
@@ -115,6 +165,7 @@
     <w:p>
       <w:pPr>
         <w:pStyle w:val="Heading2"/>
+        <w:spacing w:line="259" w:lineRule="auto" w:after="60"/>
       </w:pPr>
       <w:r>
         <w:rPr>
@@ -125,6 +176,7 @@
     </w:p>
     <w:p>
       <w:pPr>
+        <w:spacing w:line="259" w:lineRule="auto" w:after="60"/>
         <w:jc w:val="left"/>
       </w:pPr>
       <w:r>
@@ -134,6 +186,7 @@
     <w:p>
       <w:pPr>
         <w:pStyle w:val="Heading2"/>
+        <w:spacing w:line="259" w:lineRule="auto" w:after="60"/>
       </w:pPr>
       <w:r>
         <w:rPr>
@@ -468,6 +521,7 @@
     <w:p>
       <w:pPr>
         <w:pStyle w:val="Heading2"/>
+        <w:spacing w:line="259" w:lineRule="auto" w:after="60"/>
       </w:pPr>
       <w:r>
         <w:rPr>
@@ -478,6 +532,7 @@
     </w:p>
     <w:p>
       <w:pPr>
+        <w:spacing w:line="259" w:lineRule="auto" w:after="60"/>
         <w:jc w:val="left"/>
       </w:pPr>
       <w:r>
@@ -486,6 +541,7 @@
     </w:p>
     <w:p>
       <w:pPr>
+        <w:spacing w:line="259" w:lineRule="auto" w:after="60"/>
         <w:jc w:val="left"/>
       </w:pPr>
       <w:r>
@@ -494,6 +550,7 @@
     </w:p>
     <w:p>
       <w:pPr>
+        <w:spacing w:line="259" w:lineRule="auto" w:after="60"/>
         <w:jc w:val="left"/>
       </w:pPr>
       <w:r>
@@ -502,6 +559,7 @@
     </w:p>
     <w:p>
       <w:pPr>
+        <w:spacing w:line="259" w:lineRule="auto" w:after="60"/>
         <w:jc w:val="left"/>
       </w:pPr>
       <w:r>
@@ -510,6 +568,7 @@
     </w:p>
     <w:p>
       <w:pPr>
+        <w:spacing w:line="259" w:lineRule="auto" w:after="60"/>
         <w:jc w:val="left"/>
       </w:pPr>
       <w:r>
@@ -518,6 +577,7 @@
     </w:p>
     <w:p>
       <w:pPr>
+        <w:spacing w:line="259" w:lineRule="auto" w:after="60"/>
         <w:jc w:val="left"/>
       </w:pPr>
       <w:r>
@@ -525,13 +585,58 @@
       </w:r>
     </w:p>
     <w:sectPr>
+      <w:headerReference w:type="default" r:id="rId9"/>
+      <w:footerReference w:type="default" r:id="rId10"/>
       <w:pgSz w:w="11906" w:h="16838"/>
-      <w:pgMar w:top="1417" w:right="1417" w:bottom="1417" w:left="1417" w:header="720" w:footer="720" w:gutter="0"/>
+      <w:pgMar w:top="1191" w:right="1247" w:bottom="1134" w:left="1361" w:header="720" w:footer="720" w:gutter="0"/>
       <w:cols w:space="720"/>
       <w:docGrid w:linePitch="360"/>
     </w:sectPr>
   </w:body>
 </w:document>
+</file>
+
+<file path=word/footer1.xml><?xml version="1.0" encoding="utf-8"?>
+<w:ftr xmlns:m="http://schemas.openxmlformats.org/officeDocument/2006/math" xmlns:mc="http://schemas.openxmlformats.org/markup-compatibility/2006" xmlns:mo="http://schemas.microsoft.com/office/mac/office/2008/main" xmlns:mv="urn:schemas-microsoft-com:mac:vml" xmlns:o="urn:schemas-microsoft-com:office:office" xmlns:r="http://schemas.openxmlformats.org/officeDocument/2006/relationships" xmlns:v="urn:schemas-microsoft-com:vml" xmlns:w10="urn:schemas-microsoft-com:office:word" xmlns:w14="http://schemas.microsoft.com/office/word/2010/wordml" xmlns:w="http://schemas.openxmlformats.org/wordprocessingml/2006/main" xmlns:wne="http://schemas.microsoft.com/office/word/2006/wordml" xmlns:wp14="http://schemas.microsoft.com/office/word/2010/wordprocessingDrawing" xmlns:wp="http://schemas.openxmlformats.org/drawingml/2006/wordprocessingDrawing" xmlns:wpc="http://schemas.microsoft.com/office/word/2010/wordprocessingCanvas" xmlns:wpg="http://schemas.microsoft.com/office/word/2010/wordprocessingGroup" xmlns:wpi="http://schemas.microsoft.com/office/word/2010/wordprocessingInk" xmlns:wps="http://schemas.microsoft.com/office/word/2010/wordprocessingShape" mc:Ignorable="w14 wp14">
+  <w:p>
+    <w:pPr>
+      <w:pStyle w:val="Footer"/>
+      <w:jc w:val="left"/>
+    </w:pPr>
+    <w:r/>
+    <w:r>
+      <w:rPr>
+        <w:rFonts w:ascii="Times New Roman" w:hAnsi="Times New Roman"/>
+        <w:b w:val="0"/>
+        <w:color w:val="777777"/>
+        <w:sz w:val="17"/>
+      </w:rPr>
+      <w:t>Vertraulich | Bearbeitungsstand Juli 2026 | nur zur Aktenbearbeitung</w:t>
+    </w:r>
+  </w:p>
+</w:ftr>
+</file>
+
+<file path=word/header1.xml><?xml version="1.0" encoding="utf-8"?>
+<w:hdr xmlns:m="http://schemas.openxmlformats.org/officeDocument/2006/math" xmlns:mc="http://schemas.openxmlformats.org/markup-compatibility/2006" xmlns:mo="http://schemas.microsoft.com/office/mac/office/2008/main" xmlns:mv="urn:schemas-microsoft-com:mac:vml" xmlns:o="urn:schemas-microsoft-com:office:office" xmlns:r="http://schemas.openxmlformats.org/officeDocument/2006/relationships" xmlns:v="urn:schemas-microsoft-com:vml" xmlns:w10="urn:schemas-microsoft-com:office:word" xmlns:w14="http://schemas.microsoft.com/office/word/2010/wordml" xmlns:w="http://schemas.openxmlformats.org/wordprocessingml/2006/main" xmlns:wne="http://schemas.microsoft.com/office/word/2006/wordml" xmlns:wp14="http://schemas.microsoft.com/office/word/2010/wordprocessingDrawing" xmlns:wp="http://schemas.openxmlformats.org/drawingml/2006/wordprocessingDrawing" xmlns:wpc="http://schemas.microsoft.com/office/word/2010/wordprocessingCanvas" xmlns:wpg="http://schemas.microsoft.com/office/word/2010/wordprocessingGroup" xmlns:wpi="http://schemas.microsoft.com/office/word/2010/wordprocessingInk" xmlns:wps="http://schemas.microsoft.com/office/word/2010/wordprocessingShape" mc:Ignorable="w14 wp14">
+  <w:p>
+    <w:pPr>
+      <w:pStyle w:val="Header"/>
+      <w:jc w:val="left"/>
+    </w:pPr>
+    <w:r/>
+    <w:r>
+      <w:rPr>
+        <w:rFonts w:ascii="Times New Roman" w:hAnsi="Times New Roman"/>
+        <w:b w:val="0"/>
+        <w:i w:val="0"/>
+        <w:color w:val="666666"/>
+        <w:sz w:val="17"/>
+      </w:rPr>
+      <w:t>Kanzlei Ahlers und Brinkmann | Sozialrechtliche Leistungsakte | Bearbeitungsstand Juli 2026</w:t>
+    </w:r>
+  </w:p>
+</w:hdr>
 </file>
 
 <file path=word/numbering.xml><?xml version="1.0" encoding="utf-8"?>
@@ -1248,11 +1353,12 @@
       <w:contextualSpacing/>
     </w:pPr>
     <w:rPr>
-      <w:rFonts w:asciiTheme="majorHAnsi" w:eastAsiaTheme="majorEastAsia" w:hAnsiTheme="majorHAnsi" w:cstheme="majorBidi"/>
+      <w:rFonts w:asciiTheme="majorHAnsi" w:eastAsiaTheme="majorEastAsia" w:hAnsiTheme="majorHAnsi" w:cstheme="majorBidi" w:ascii="Times New Roman" w:hAnsi="Times New Roman"/>
+      <w:b/>
       <w:color w:val="17365D" w:themeColor="text2" w:themeShade="BF"/>
       <w:spacing w:val="5"/>
       <w:kern w:val="28"/>
-      <w:sz w:val="52"/>
+      <w:sz w:val="30"/>
       <w:szCs w:val="52"/>
     </w:rPr>
   </w:style>

--- a/testakten/sozialrecht-orphan-drug-krebsmedikament-muenster/02_onkologischer_antrag.docx
+++ b/testakten/sozialrecht-orphan-drug-krebsmedikament-muenster/02_onkologischer_antrag.docx
@@ -5,7 +5,7 @@
     <w:p>
       <w:pPr>
         <w:pStyle w:val="Heading1"/>
-        <w:spacing w:after="160" w:line="259" w:lineRule="auto"/>
+        <w:spacing w:after="60" w:line="240" w:lineRule="auto"/>
       </w:pPr>
       <w:r>
         <w:rPr>
@@ -18,105 +18,105 @@
     </w:p>
     <w:p>
       <w:pPr>
-        <w:spacing w:before="120" w:after="60" w:line="259" w:lineRule="auto"/>
+        <w:spacing w:before="120" w:after="60" w:line="240" w:lineRule="auto"/>
         <w:jc w:val="left"/>
       </w:pPr>
       <w:r>
         <w:rPr>
           <w:rFonts w:ascii="Times New Roman" w:hAnsi="Times New Roman"/>
           <w:b/>
-          <w:sz w:val="22"/>
+          <w:sz w:val="20"/>
         </w:rPr>
         <w:t>Universitätsklinikum Münster</w:t>
       </w:r>
     </w:p>
     <w:p>
       <w:pPr>
-        <w:spacing w:before="120" w:after="60" w:line="259" w:lineRule="auto"/>
+        <w:spacing w:before="120" w:after="60" w:line="240" w:lineRule="auto"/>
         <w:jc w:val="left"/>
       </w:pPr>
       <w:r>
         <w:rPr>
           <w:rFonts w:ascii="Times New Roman" w:hAnsi="Times New Roman"/>
           <w:b/>
-          <w:sz w:val="22"/>
+          <w:sz w:val="20"/>
         </w:rPr>
         <w:t>Klinik für Hämatologie und Onkologie, Sarkomzentrum</w:t>
       </w:r>
     </w:p>
     <w:p>
       <w:pPr>
-        <w:spacing w:before="120" w:after="60" w:line="259" w:lineRule="auto"/>
+        <w:spacing w:before="120" w:after="60" w:line="240" w:lineRule="auto"/>
         <w:jc w:val="left"/>
       </w:pPr>
       <w:r>
         <w:rPr>
           <w:rFonts w:ascii="Times New Roman" w:hAnsi="Times New Roman"/>
           <w:b/>
-          <w:sz w:val="22"/>
+          <w:sz w:val="20"/>
         </w:rPr>
         <w:t>Albert-Schweitzer-Campus 1, 48149 Münster</w:t>
       </w:r>
     </w:p>
     <w:p>
       <w:pPr>
-        <w:spacing w:before="120" w:after="60" w:line="259" w:lineRule="auto"/>
+        <w:spacing w:before="120" w:after="60" w:line="240" w:lineRule="auto"/>
         <w:jc w:val="left"/>
       </w:pPr>
       <w:r>
         <w:rPr>
           <w:rFonts w:ascii="Times New Roman" w:hAnsi="Times New Roman"/>
           <w:b/>
-          <w:sz w:val="22"/>
+          <w:sz w:val="20"/>
         </w:rPr>
         <w:t>Telefon 0251 83-4 77 51</w:t>
       </w:r>
     </w:p>
     <w:p>
       <w:pPr>
-        <w:spacing w:before="120" w:after="60" w:line="259" w:lineRule="auto"/>
+        <w:spacing w:before="120" w:after="60" w:line="240" w:lineRule="auto"/>
         <w:jc w:val="left"/>
       </w:pPr>
       <w:r>
         <w:rPr>
           <w:rFonts w:ascii="Times New Roman" w:hAnsi="Times New Roman"/>
           <w:b/>
-          <w:sz w:val="22"/>
+          <w:sz w:val="20"/>
         </w:rPr>
         <w:t>Prof. Dr. med. Mira Ebbinghaus, Oberärztin Sarkomzentrum</w:t>
       </w:r>
     </w:p>
     <w:p>
       <w:pPr>
-        <w:spacing w:before="120" w:after="60" w:line="259" w:lineRule="auto"/>
+        <w:spacing w:before="120" w:after="60" w:line="240" w:lineRule="auto"/>
         <w:jc w:val="left"/>
       </w:pPr>
       <w:r>
         <w:rPr>
           <w:rFonts w:ascii="Times New Roman" w:hAnsi="Times New Roman"/>
           <w:b/>
-          <w:sz w:val="22"/>
+          <w:sz w:val="20"/>
         </w:rPr>
         <w:t>Münster, den 04.06.2026</w:t>
       </w:r>
     </w:p>
     <w:p>
       <w:pPr>
-        <w:spacing w:before="120" w:after="60" w:line="259" w:lineRule="auto"/>
+        <w:spacing w:before="120" w:after="60" w:line="240" w:lineRule="auto"/>
         <w:jc w:val="left"/>
       </w:pPr>
       <w:r>
         <w:rPr>
           <w:rFonts w:ascii="Times New Roman" w:hAnsi="Times New Roman"/>
           <w:b/>
-          <w:sz w:val="22"/>
+          <w:sz w:val="20"/>
         </w:rPr>
         <w:t>An die</w:t>
       </w:r>
     </w:p>
     <w:p>
       <w:pPr>
-        <w:spacing w:line="259" w:lineRule="auto" w:after="60"/>
+        <w:spacing w:line="240" w:lineRule="auto" w:after="60"/>
         <w:jc w:val="left"/>
       </w:pPr>
       <w:r>
@@ -125,7 +125,7 @@
     </w:p>
     <w:p>
       <w:pPr>
-        <w:spacing w:line="259" w:lineRule="auto" w:after="60"/>
+        <w:spacing w:line="240" w:lineRule="auto" w:after="60"/>
         <w:jc w:val="left"/>
       </w:pPr>
       <w:r>
@@ -134,7 +134,7 @@
     </w:p>
     <w:p>
       <w:pPr>
-        <w:spacing w:line="259" w:lineRule="auto" w:after="60"/>
+        <w:spacing w:line="240" w:lineRule="auto" w:after="60"/>
         <w:jc w:val="left"/>
       </w:pPr>
       <w:r>
@@ -143,7 +143,7 @@
     </w:p>
     <w:p>
       <w:pPr>
-        <w:spacing w:line="259" w:lineRule="auto" w:after="60"/>
+        <w:spacing w:line="240" w:lineRule="auto" w:after="60"/>
         <w:jc w:val="left"/>
       </w:pPr>
       <w:r>
@@ -152,7 +152,7 @@
     </w:p>
     <w:p>
       <w:pPr>
-        <w:spacing w:line="259" w:lineRule="auto" w:after="60"/>
+        <w:spacing w:line="240" w:lineRule="auto" w:after="60"/>
         <w:jc w:val="left"/>
       </w:pPr>
       <w:r>
@@ -165,7 +165,7 @@
     <w:p>
       <w:pPr>
         <w:pStyle w:val="Heading2"/>
-        <w:spacing w:line="259" w:lineRule="auto" w:after="60"/>
+        <w:spacing w:line="240" w:lineRule="auto" w:after="60"/>
       </w:pPr>
       <w:r>
         <w:rPr>
@@ -176,7 +176,7 @@
     </w:p>
     <w:p>
       <w:pPr>
-        <w:spacing w:line="259" w:lineRule="auto" w:after="60"/>
+        <w:spacing w:line="240" w:lineRule="auto" w:after="60"/>
         <w:jc w:val="left"/>
       </w:pPr>
       <w:r>
@@ -186,7 +186,7 @@
     <w:p>
       <w:pPr>
         <w:pStyle w:val="Heading2"/>
-        <w:spacing w:line="259" w:lineRule="auto" w:after="60"/>
+        <w:spacing w:line="240" w:lineRule="auto" w:after="60"/>
       </w:pPr>
       <w:r>
         <w:rPr>
@@ -212,6 +212,9 @@
             <w:tcW w:type="dxa" w:w="3024"/>
           </w:tcPr>
           <w:p>
+            <w:pPr>
+              <w:spacing w:after="20" w:line="240" w:lineRule="auto"/>
+            </w:pPr>
             <w:r>
               <w:rPr>
                 <w:rFonts w:ascii="Times New Roman" w:hAnsi="Times New Roman"/>
@@ -227,6 +230,9 @@
             <w:tcW w:type="dxa" w:w="3024"/>
           </w:tcPr>
           <w:p>
+            <w:pPr>
+              <w:spacing w:after="20" w:line="240" w:lineRule="auto"/>
+            </w:pPr>
             <w:r>
               <w:rPr>
                 <w:rFonts w:ascii="Times New Roman" w:hAnsi="Times New Roman"/>
@@ -242,6 +248,9 @@
             <w:tcW w:type="dxa" w:w="3024"/>
           </w:tcPr>
           <w:p>
+            <w:pPr>
+              <w:spacing w:after="20" w:line="240" w:lineRule="auto"/>
+            </w:pPr>
             <w:r>
               <w:rPr>
                 <w:rFonts w:ascii="Times New Roman" w:hAnsi="Times New Roman"/>
@@ -259,6 +268,9 @@
             <w:tcW w:type="dxa" w:w="3024"/>
           </w:tcPr>
           <w:p>
+            <w:pPr>
+              <w:spacing w:after="20" w:line="240" w:lineRule="auto"/>
+            </w:pPr>
             <w:r>
               <w:rPr>
                 <w:rFonts w:ascii="Times New Roman" w:hAnsi="Times New Roman"/>
@@ -273,6 +285,9 @@
             <w:tcW w:type="dxa" w:w="3024"/>
           </w:tcPr>
           <w:p>
+            <w:pPr>
+              <w:spacing w:after="20" w:line="240" w:lineRule="auto"/>
+            </w:pPr>
             <w:r>
               <w:rPr>
                 <w:rFonts w:ascii="Times New Roman" w:hAnsi="Times New Roman"/>
@@ -287,6 +302,9 @@
             <w:tcW w:type="dxa" w:w="3024"/>
           </w:tcPr>
           <w:p>
+            <w:pPr>
+              <w:spacing w:after="20" w:line="240" w:lineRule="auto"/>
+            </w:pPr>
             <w:r>
               <w:rPr>
                 <w:rFonts w:ascii="Times New Roman" w:hAnsi="Times New Roman"/>
@@ -303,6 +321,9 @@
             <w:tcW w:type="dxa" w:w="3024"/>
           </w:tcPr>
           <w:p>
+            <w:pPr>
+              <w:spacing w:after="20" w:line="240" w:lineRule="auto"/>
+            </w:pPr>
             <w:r>
               <w:rPr>
                 <w:rFonts w:ascii="Times New Roman" w:hAnsi="Times New Roman"/>
@@ -317,6 +338,9 @@
             <w:tcW w:type="dxa" w:w="3024"/>
           </w:tcPr>
           <w:p>
+            <w:pPr>
+              <w:spacing w:after="20" w:line="240" w:lineRule="auto"/>
+            </w:pPr>
             <w:r>
               <w:rPr>
                 <w:rFonts w:ascii="Times New Roman" w:hAnsi="Times New Roman"/>
@@ -331,6 +355,9 @@
             <w:tcW w:type="dxa" w:w="3024"/>
           </w:tcPr>
           <w:p>
+            <w:pPr>
+              <w:spacing w:after="20" w:line="240" w:lineRule="auto"/>
+            </w:pPr>
             <w:r>
               <w:rPr>
                 <w:rFonts w:ascii="Times New Roman" w:hAnsi="Times New Roman"/>
@@ -347,6 +374,9 @@
             <w:tcW w:type="dxa" w:w="3024"/>
           </w:tcPr>
           <w:p>
+            <w:pPr>
+              <w:spacing w:after="20" w:line="240" w:lineRule="auto"/>
+            </w:pPr>
             <w:r>
               <w:rPr>
                 <w:rFonts w:ascii="Times New Roman" w:hAnsi="Times New Roman"/>
@@ -361,6 +391,9 @@
             <w:tcW w:type="dxa" w:w="3024"/>
           </w:tcPr>
           <w:p>
+            <w:pPr>
+              <w:spacing w:after="20" w:line="240" w:lineRule="auto"/>
+            </w:pPr>
             <w:r>
               <w:rPr>
                 <w:rFonts w:ascii="Times New Roman" w:hAnsi="Times New Roman"/>
@@ -375,6 +408,9 @@
             <w:tcW w:type="dxa" w:w="3024"/>
           </w:tcPr>
           <w:p>
+            <w:pPr>
+              <w:spacing w:after="20" w:line="240" w:lineRule="auto"/>
+            </w:pPr>
             <w:r>
               <w:rPr>
                 <w:rFonts w:ascii="Times New Roman" w:hAnsi="Times New Roman"/>
@@ -391,6 +427,9 @@
             <w:tcW w:type="dxa" w:w="3024"/>
           </w:tcPr>
           <w:p>
+            <w:pPr>
+              <w:spacing w:after="20" w:line="240" w:lineRule="auto"/>
+            </w:pPr>
             <w:r>
               <w:rPr>
                 <w:rFonts w:ascii="Times New Roman" w:hAnsi="Times New Roman"/>
@@ -405,6 +444,9 @@
             <w:tcW w:type="dxa" w:w="3024"/>
           </w:tcPr>
           <w:p>
+            <w:pPr>
+              <w:spacing w:after="20" w:line="240" w:lineRule="auto"/>
+            </w:pPr>
             <w:r>
               <w:rPr>
                 <w:rFonts w:ascii="Times New Roman" w:hAnsi="Times New Roman"/>
@@ -419,6 +461,9 @@
             <w:tcW w:type="dxa" w:w="3024"/>
           </w:tcPr>
           <w:p>
+            <w:pPr>
+              <w:spacing w:after="20" w:line="240" w:lineRule="auto"/>
+            </w:pPr>
             <w:r>
               <w:rPr>
                 <w:rFonts w:ascii="Times New Roman" w:hAnsi="Times New Roman"/>
@@ -435,6 +480,9 @@
             <w:tcW w:type="dxa" w:w="3024"/>
           </w:tcPr>
           <w:p>
+            <w:pPr>
+              <w:spacing w:after="20" w:line="240" w:lineRule="auto"/>
+            </w:pPr>
             <w:r>
               <w:rPr>
                 <w:rFonts w:ascii="Times New Roman" w:hAnsi="Times New Roman"/>
@@ -449,6 +497,9 @@
             <w:tcW w:type="dxa" w:w="3024"/>
           </w:tcPr>
           <w:p>
+            <w:pPr>
+              <w:spacing w:after="20" w:line="240" w:lineRule="auto"/>
+            </w:pPr>
             <w:r>
               <w:rPr>
                 <w:rFonts w:ascii="Times New Roman" w:hAnsi="Times New Roman"/>
@@ -463,6 +514,9 @@
             <w:tcW w:type="dxa" w:w="3024"/>
           </w:tcPr>
           <w:p>
+            <w:pPr>
+              <w:spacing w:after="20" w:line="240" w:lineRule="auto"/>
+            </w:pPr>
             <w:r>
               <w:rPr>
                 <w:rFonts w:ascii="Times New Roman" w:hAnsi="Times New Roman"/>
@@ -479,6 +533,9 @@
             <w:tcW w:type="dxa" w:w="3024"/>
           </w:tcPr>
           <w:p>
+            <w:pPr>
+              <w:spacing w:after="20" w:line="240" w:lineRule="auto"/>
+            </w:pPr>
             <w:r>
               <w:rPr>
                 <w:rFonts w:ascii="Times New Roman" w:hAnsi="Times New Roman"/>
@@ -493,6 +550,9 @@
             <w:tcW w:type="dxa" w:w="3024"/>
           </w:tcPr>
           <w:p>
+            <w:pPr>
+              <w:spacing w:after="20" w:line="240" w:lineRule="auto"/>
+            </w:pPr>
             <w:r>
               <w:rPr>
                 <w:rFonts w:ascii="Times New Roman" w:hAnsi="Times New Roman"/>
@@ -507,6 +567,9 @@
             <w:tcW w:type="dxa" w:w="3024"/>
           </w:tcPr>
           <w:p>
+            <w:pPr>
+              <w:spacing w:after="20" w:line="240" w:lineRule="auto"/>
+            </w:pPr>
             <w:r>
               <w:rPr>
                 <w:rFonts w:ascii="Times New Roman" w:hAnsi="Times New Roman"/>
@@ -521,7 +584,7 @@
     <w:p>
       <w:pPr>
         <w:pStyle w:val="Heading2"/>
-        <w:spacing w:line="259" w:lineRule="auto" w:after="60"/>
+        <w:spacing w:line="240" w:lineRule="auto" w:after="60"/>
       </w:pPr>
       <w:r>
         <w:rPr>
@@ -532,7 +595,7 @@
     </w:p>
     <w:p>
       <w:pPr>
-        <w:spacing w:line="259" w:lineRule="auto" w:after="60"/>
+        <w:spacing w:line="240" w:lineRule="auto" w:after="60"/>
         <w:jc w:val="left"/>
       </w:pPr>
       <w:r>
@@ -541,7 +604,7 @@
     </w:p>
     <w:p>
       <w:pPr>
-        <w:spacing w:line="259" w:lineRule="auto" w:after="60"/>
+        <w:spacing w:line="240" w:lineRule="auto" w:after="60"/>
         <w:jc w:val="left"/>
       </w:pPr>
       <w:r>
@@ -550,7 +613,7 @@
     </w:p>
     <w:p>
       <w:pPr>
-        <w:spacing w:line="259" w:lineRule="auto" w:after="60"/>
+        <w:spacing w:line="240" w:lineRule="auto" w:after="60"/>
         <w:jc w:val="left"/>
       </w:pPr>
       <w:r>
@@ -559,7 +622,7 @@
     </w:p>
     <w:p>
       <w:pPr>
-        <w:spacing w:line="259" w:lineRule="auto" w:after="60"/>
+        <w:spacing w:line="240" w:lineRule="auto" w:after="60"/>
         <w:jc w:val="left"/>
       </w:pPr>
       <w:r>
@@ -568,7 +631,7 @@
     </w:p>
     <w:p>
       <w:pPr>
-        <w:spacing w:line="259" w:lineRule="auto" w:after="60"/>
+        <w:spacing w:line="240" w:lineRule="auto" w:after="60"/>
         <w:jc w:val="left"/>
       </w:pPr>
       <w:r>
@@ -577,7 +640,7 @@
     </w:p>
     <w:p>
       <w:pPr>
-        <w:spacing w:line="259" w:lineRule="auto" w:after="60"/>
+        <w:spacing w:line="240" w:lineRule="auto" w:after="60"/>
         <w:jc w:val="left"/>
       </w:pPr>
       <w:r>
@@ -588,7 +651,7 @@
       <w:headerReference w:type="default" r:id="rId9"/>
       <w:footerReference w:type="default" r:id="rId10"/>
       <w:pgSz w:w="11906" w:h="16838"/>
-      <w:pgMar w:top="1191" w:right="1247" w:bottom="1134" w:left="1361" w:header="720" w:footer="720" w:gutter="0"/>
+      <w:pgMar w:top="1020" w:right="1247" w:bottom="907" w:left="1361" w:header="397" w:footer="397" w:gutter="0"/>
       <w:cols w:space="720"/>
       <w:docGrid w:linePitch="360"/>
     </w:sectPr>
@@ -1002,9 +1065,12 @@
     <w:name w:val="Normal"/>
     <w:qFormat/>
     <w:rsid w:val="00FC693F"/>
+    <w:pPr>
+      <w:spacing w:after="60" w:line="240" w:lineRule="auto"/>
+    </w:pPr>
     <w:rPr>
       <w:rFonts w:ascii="Times New Roman" w:hAnsi="Times New Roman"/>
-      <w:sz w:val="22"/>
+      <w:sz w:val="20"/>
     </w:rPr>
   </w:style>
   <w:style w:type="paragraph" w:styleId="Header">
@@ -1349,7 +1415,7 @@
       <w:pBdr>
         <w:bottom w:val="single" w:sz="8" w:space="4" w:color="4F81BD" w:themeColor="accent1"/>
       </w:pBdr>
-      <w:spacing w:after="300" w:line="240" w:lineRule="auto"/>
+      <w:spacing w:after="180" w:line="240" w:lineRule="auto"/>
       <w:contextualSpacing/>
     </w:pPr>
     <w:rPr>
